--- a/docs/RELATORIO_LIMITES.docx
+++ b/docs/RELATORIO_LIMITES.docx
@@ -18,7 +18,7 @@
     </w:p>
     <w:p>
       <w:pPr>
-        <w:spacing w:before="0" w:after="60"/>
+        <w:spacing w:before="0" w:after="40"/>
         <w:pBdr>
           <w:bottom w:val="single" w:sz="12" w:space="4" w:color="EDD297"/>
         </w:pBdr>
@@ -35,7 +35,7 @@
     </w:p>
     <w:p>
       <w:pPr>
-        <w:spacing w:before="0" w:after="60"/>
+        <w:spacing w:before="0" w:after="40" w:line="216" w:lineRule="auto"/>
       </w:pPr>
       <w:r>
         <w:rPr>
@@ -49,7 +49,7 @@
     </w:p>
     <w:p>
       <w:pPr>
-        <w:spacing w:before="0" w:after="40"/>
+        <w:spacing w:before="0" w:after="40" w:line="216" w:lineRule="auto"/>
         <w:pBdr>
           <w:left w:val="single" w:sz="18" w:space="6" w:color="025C75"/>
         </w:pBdr>
@@ -77,7 +77,7 @@
     </w:p>
     <w:p>
       <w:pPr>
-        <w:spacing w:before="140" w:after="40"/>
+        <w:spacing w:before="80" w:after="40" w:line="216" w:lineRule="auto"/>
       </w:pPr>
       <w:r>
         <w:rPr>
@@ -91,7 +91,7 @@
     </w:p>
     <w:p>
       <w:pPr>
-        <w:spacing w:before="0" w:after="80"/>
+        <w:spacing w:before="0" w:after="40" w:line="216" w:lineRule="auto"/>
       </w:pPr>
       <w:r>
         <w:rPr>
@@ -105,7 +105,7 @@
     </w:p>
     <w:p>
       <w:pPr>
-        <w:spacing w:before="140" w:after="40"/>
+        <w:spacing w:before="80" w:after="40" w:line="216" w:lineRule="auto"/>
       </w:pPr>
       <w:r>
         <w:rPr>
@@ -119,7 +119,7 @@
     </w:p>
     <w:p>
       <w:pPr>
-        <w:spacing w:before="0" w:after="80"/>
+        <w:spacing w:before="0" w:after="40" w:line="216" w:lineRule="auto"/>
       </w:pPr>
       <w:r>
         <w:rPr>
@@ -142,7 +142,7 @@
     </w:p>
     <w:p>
       <w:pPr>
-        <w:spacing w:before="0" w:after="40"/>
+        <w:spacing w:before="0" w:after="40" w:line="216" w:lineRule="auto"/>
       </w:pPr>
       <w:r>
         <w:rPr>
@@ -494,7 +494,7 @@
     </w:tbl>
     <w:p>
       <w:pPr>
-        <w:spacing w:before="40" w:after="80"/>
+        <w:spacing w:before="40" w:after="40" w:line="216" w:lineRule="auto"/>
       </w:pPr>
       <w:r>
         <w:rPr>
@@ -517,7 +517,7 @@
     </w:p>
     <w:p>
       <w:pPr>
-        <w:spacing w:before="140" w:after="40"/>
+        <w:spacing w:before="80" w:after="40" w:line="216" w:lineRule="auto"/>
       </w:pPr>
       <w:r>
         <w:rPr>
@@ -531,7 +531,7 @@
     </w:p>
     <w:p>
       <w:pPr>
-        <w:spacing w:before="0" w:after="80"/>
+        <w:spacing w:before="0" w:after="40" w:line="216" w:lineRule="auto"/>
       </w:pPr>
       <w:r>
         <w:rPr>
@@ -572,7 +572,7 @@
     </w:p>
     <w:p>
       <w:pPr>
-        <w:spacing w:before="0" w:after="80"/>
+        <w:spacing w:before="0" w:after="40" w:line="216" w:lineRule="auto"/>
       </w:pPr>
       <w:r>
         <w:rPr>
@@ -595,7 +595,7 @@
     </w:p>
     <w:p>
       <w:pPr>
-        <w:spacing w:before="0" w:after="80"/>
+        <w:spacing w:before="0" w:after="40" w:line="216" w:lineRule="auto"/>
       </w:pPr>
       <w:r>
         <w:rPr>
@@ -618,7 +618,28 @@
     </w:p>
     <w:p>
       <w:pPr>
-        <w:spacing w:before="0" w:after="80"/>
+        <w:spacing w:before="0" w:after="40" w:line="216" w:lineRule="auto"/>
+      </w:pPr>
+      <w:r>
+        <w:rPr>
+          <w:rFonts w:ascii="Calibri" w:hAnsi="Calibri"/>
+          <w:b/>
+          <w:sz w:val="19"/>
+        </w:rPr>
+        <w:t xml:space="preserve">E a linha de sistema não é um sistema consolidado. </w:t>
+      </w:r>
+      <w:r>
+        <w:rPr>
+          <w:rFonts w:ascii="Calibri" w:hAnsi="Calibri"/>
+          <w:b w:val="0"/>
+          <w:sz w:val="19"/>
+        </w:rPr>
+        <w:t>Onde a agenda reúne cooperativas do mesmo sistema numa linha, ela conta instituições sinalizadas; não soma balanços. A filiação é dedução nossa a partir da marca no nome publicado — o IF.data não divulga o vínculo —, e alcança 63% das cooperativas: nas demais, a presença do sistema fica subestimada.</w:t>
+      </w:r>
+    </w:p>
+    <w:p>
+      <w:pPr>
+        <w:spacing w:before="0" w:after="40" w:line="216" w:lineRule="auto"/>
       </w:pPr>
       <w:r>
         <w:rPr>
@@ -641,7 +662,7 @@
     </w:p>
     <w:p>
       <w:pPr>
-        <w:spacing w:before="140" w:after="40"/>
+        <w:spacing w:before="80" w:after="40" w:line="216" w:lineRule="auto"/>
       </w:pPr>
       <w:r>
         <w:rPr>
@@ -655,7 +676,7 @@
     </w:p>
     <w:p>
       <w:pPr>
-        <w:spacing w:before="0" w:after="80"/>
+        <w:spacing w:before="0" w:after="40" w:line="216" w:lineRule="auto"/>
       </w:pPr>
       <w:r>
         <w:rPr>
@@ -678,7 +699,7 @@
     </w:p>
     <w:p>
       <w:pPr>
-        <w:spacing w:before="0" w:after="80"/>
+        <w:spacing w:before="0" w:after="40" w:line="216" w:lineRule="auto"/>
       </w:pPr>
       <w:r>
         <w:rPr>
@@ -701,7 +722,7 @@
     </w:p>
     <w:p>
       <w:pPr>
-        <w:spacing w:before="140" w:after="40"/>
+        <w:spacing w:before="80" w:after="40" w:line="216" w:lineRule="auto"/>
       </w:pPr>
       <w:r>
         <w:rPr>
@@ -715,7 +736,7 @@
     </w:p>
     <w:p>
       <w:pPr>
-        <w:spacing w:before="0" w:after="80"/>
+        <w:spacing w:before="0" w:after="40" w:line="216" w:lineRule="auto"/>
       </w:pPr>
       <w:r>
         <w:rPr>
@@ -747,7 +768,7 @@
     </w:p>
     <w:p>
       <w:pPr>
-        <w:spacing w:before="60" w:after="80"/>
+        <w:spacing w:before="60" w:after="40" w:line="216" w:lineRule="auto"/>
         <w:pBdr>
           <w:bottom w:val="single" w:sz="6" w:space="4" w:color="D3DBDF"/>
         </w:pBdr>
@@ -764,7 +785,7 @@
     </w:p>
     <w:sectPr>
       <w:pgSz w:w="11906" w:h="16838"/>
-      <w:pgMar w:top="794" w:right="907" w:bottom="794" w:left="907" w:header="720" w:footer="720" w:gutter="0"/>
+      <w:pgMar w:top="600" w:right="907" w:bottom="600" w:left="907" w:header="720" w:footer="720" w:gutter="0"/>
       <w:cols w:space="720"/>
       <w:docGrid w:linePitch="360"/>
     </w:sectPr>
